--- a/public/downloads/QUYET_DINH_BAN_KIEM_TRA_NOI_BO_2026_2027.docx
+++ b/public/downloads/QUYET_DINH_BAN_KIEM_TRA_NOI_BO_2026_2027.docx
@@ -417,7 +417,7 @@
           <w:sz w:val="23"/>
           <w:szCs w:val="23"/>
         </w:rPr>
-        <w:t xml:space="preserve">Trần Minh Hậu</w:t>
+        <w:t xml:space="preserve">Phan Thanh Thảo</w:t>
       </w:r>
       <w:r>
         <w:rPr>
@@ -466,15 +466,64 @@
           <w:sz w:val="23"/>
           <w:szCs w:val="23"/>
         </w:rPr>
-        <w:t xml:space="preserve">Huỳnh Văn Bé</w:t>
-      </w:r>
-      <w:r>
-        <w:rPr>
-          <w:rFonts w:ascii="Times New Roman" w:cs="Times New Roman" w:eastAsia="Times New Roman" w:hAnsi="Times New Roman"/>
-          <w:sz w:val="23"/>
-          <w:szCs w:val="23"/>
-        </w:rPr>
-        <w:t xml:space="preserve"> - Chức vụ: Chủ tịch CĐCS - Trưởng ban TTND; Đảm nhiệm: </w:t>
+        <w:t xml:space="preserve">Nguyễn Thanh Tòng</w:t>
+      </w:r>
+      <w:r>
+        <w:rPr>
+          <w:rFonts w:ascii="Times New Roman" w:cs="Times New Roman" w:eastAsia="Times New Roman" w:hAnsi="Times New Roman"/>
+          <w:sz w:val="23"/>
+          <w:szCs w:val="23"/>
+        </w:rPr>
+        <w:t xml:space="preserve"> - Chức vụ: Phó Hiệu trưởng; Đảm nhiệm: </w:t>
+      </w:r>
+      <w:r>
+        <w:rPr>
+          <w:rFonts w:ascii="Times New Roman" w:cs="Times New Roman" w:eastAsia="Times New Roman" w:hAnsi="Times New Roman"/>
+          <w:b/>
+          <w:bCs/>
+          <w:sz w:val="23"/>
+          <w:szCs w:val="23"/>
+        </w:rPr>
+        <w:t xml:space="preserve">Phó Trưởng ban</w:t>
+      </w:r>
+      <w:r>
+        <w:rPr>
+          <w:rFonts w:ascii="Times New Roman" w:cs="Times New Roman" w:eastAsia="Times New Roman" w:hAnsi="Times New Roman"/>
+          <w:sz w:val="23"/>
+          <w:szCs w:val="23"/>
+        </w:rPr>
+        <w:t xml:space="preserve">.</w:t>
+      </w:r>
+    </w:p>
+    <w:p>
+      <w:pPr>
+        <w:spacing w:after="20" w:line="240"/>
+      </w:pPr>
+      <w:r>
+        <w:rPr>
+          <w:rFonts w:ascii="Times New Roman" w:cs="Times New Roman" w:eastAsia="Times New Roman" w:hAnsi="Times New Roman"/>
+          <w:sz w:val="23"/>
+          <w:szCs w:val="23"/>
+        </w:rPr>
+        <w:t xml:space="preserve">5. Ông (bà) </w:t>
+      </w:r>
+      <w:r>
+        <w:rPr>
+          <w:rFonts w:ascii="Times New Roman" w:cs="Times New Roman" w:eastAsia="Times New Roman" w:hAnsi="Times New Roman"/>
+          <w:b/>
+          <w:bCs/>
+          <w:sz w:val="23"/>
+          <w:szCs w:val="23"/>
+        </w:rPr>
+        <w:t xml:space="preserve">Nguyễn Văn Tới</w:t>
+      </w:r>
+      <w:r>
+        <w:rPr>
+          <w:rFonts w:ascii="Times New Roman" w:cs="Times New Roman" w:eastAsia="Times New Roman" w:hAnsi="Times New Roman"/>
+          <w:sz w:val="23"/>
+          <w:szCs w:val="23"/>
+        </w:rPr>
+        <w:t xml:space="preserve"> - Chức vụ: Tổ trưởng Tổ Toán; Đảm nhiệm: </w:t>
       </w:r>
       <w:r>
         <w:rPr>
@@ -505,25 +554,25 @@
           <w:sz w:val="23"/>
           <w:szCs w:val="23"/>
         </w:rPr>
-        <w:t xml:space="preserve">5. Ông (bà) </w:t>
-      </w:r>
-      <w:r>
-        <w:rPr>
-          <w:rFonts w:ascii="Times New Roman" w:cs="Times New Roman" w:eastAsia="Times New Roman" w:hAnsi="Times New Roman"/>
-          <w:b/>
-          <w:bCs/>
-          <w:sz w:val="23"/>
-          <w:szCs w:val="23"/>
-        </w:rPr>
-        <w:t xml:space="preserve">Bùi Thị Thúy Hằng</w:t>
-      </w:r>
-      <w:r>
-        <w:rPr>
-          <w:rFonts w:ascii="Times New Roman" w:cs="Times New Roman" w:eastAsia="Times New Roman" w:hAnsi="Times New Roman"/>
-          <w:sz w:val="23"/>
-          <w:szCs w:val="23"/>
-        </w:rPr>
-        <w:t xml:space="preserve"> - Chức vụ: Tổ trưởng Tổ Toán - Tin; Đảm nhiệm: </w:t>
+        <w:t xml:space="preserve">6. Ông (bà) </w:t>
+      </w:r>
+      <w:r>
+        <w:rPr>
+          <w:rFonts w:ascii="Times New Roman" w:cs="Times New Roman" w:eastAsia="Times New Roman" w:hAnsi="Times New Roman"/>
+          <w:b/>
+          <w:bCs/>
+          <w:sz w:val="23"/>
+          <w:szCs w:val="23"/>
+        </w:rPr>
+        <w:t xml:space="preserve">Tô Thị Lắm</w:t>
+      </w:r>
+      <w:r>
+        <w:rPr>
+          <w:rFonts w:ascii="Times New Roman" w:cs="Times New Roman" w:eastAsia="Times New Roman" w:hAnsi="Times New Roman"/>
+          <w:sz w:val="23"/>
+          <w:szCs w:val="23"/>
+        </w:rPr>
+        <w:t xml:space="preserve"> - Chức vụ: Tổ trưởng Tổ Ngữ văn - TV - TB; Đảm nhiệm: </w:t>
       </w:r>
       <w:r>
         <w:rPr>
@@ -554,25 +603,25 @@
           <w:sz w:val="23"/>
           <w:szCs w:val="23"/>
         </w:rPr>
-        <w:t xml:space="preserve">6. Ông (bà) </w:t>
-      </w:r>
-      <w:r>
-        <w:rPr>
-          <w:rFonts w:ascii="Times New Roman" w:cs="Times New Roman" w:eastAsia="Times New Roman" w:hAnsi="Times New Roman"/>
-          <w:b/>
-          <w:bCs/>
-          <w:sz w:val="23"/>
-          <w:szCs w:val="23"/>
-        </w:rPr>
-        <w:t xml:space="preserve">Trần Văn Hoàng</w:t>
-      </w:r>
-      <w:r>
-        <w:rPr>
-          <w:rFonts w:ascii="Times New Roman" w:cs="Times New Roman" w:eastAsia="Times New Roman" w:hAnsi="Times New Roman"/>
-          <w:sz w:val="23"/>
-          <w:szCs w:val="23"/>
-        </w:rPr>
-        <w:t xml:space="preserve"> - Chức vụ: Tổ trưởng Tổ Ngữ văn; Đảm nhiệm: </w:t>
+        <w:t xml:space="preserve">7. Ông (bà) </w:t>
+      </w:r>
+      <w:r>
+        <w:rPr>
+          <w:rFonts w:ascii="Times New Roman" w:cs="Times New Roman" w:eastAsia="Times New Roman" w:hAnsi="Times New Roman"/>
+          <w:b/>
+          <w:bCs/>
+          <w:sz w:val="23"/>
+          <w:szCs w:val="23"/>
+        </w:rPr>
+        <w:t xml:space="preserve">Lê Hồng Thúy</w:t>
+      </w:r>
+      <w:r>
+        <w:rPr>
+          <w:rFonts w:ascii="Times New Roman" w:cs="Times New Roman" w:eastAsia="Times New Roman" w:hAnsi="Times New Roman"/>
+          <w:sz w:val="23"/>
+          <w:szCs w:val="23"/>
+        </w:rPr>
+        <w:t xml:space="preserve"> - Chức vụ: Tổ trưởng Tổ LS-ĐL-GDCD-GDKTPL; Đảm nhiệm: </w:t>
       </w:r>
       <w:r>
         <w:rPr>
@@ -603,25 +652,25 @@
           <w:sz w:val="23"/>
           <w:szCs w:val="23"/>
         </w:rPr>
-        <w:t xml:space="preserve">7. Ông (bà) </w:t>
-      </w:r>
-      <w:r>
-        <w:rPr>
-          <w:rFonts w:ascii="Times New Roman" w:cs="Times New Roman" w:eastAsia="Times New Roman" w:hAnsi="Times New Roman"/>
-          <w:b/>
-          <w:bCs/>
-          <w:sz w:val="23"/>
-          <w:szCs w:val="23"/>
-        </w:rPr>
-        <w:t xml:space="preserve">Nguyễn Văn Nam</w:t>
-      </w:r>
-      <w:r>
-        <w:rPr>
-          <w:rFonts w:ascii="Times New Roman" w:cs="Times New Roman" w:eastAsia="Times New Roman" w:hAnsi="Times New Roman"/>
-          <w:sz w:val="23"/>
-          <w:szCs w:val="23"/>
-        </w:rPr>
-        <w:t xml:space="preserve"> - Chức vụ: Tổ trưởng Tổ Khoa học Tự nhiên; Đảm nhiệm: </w:t>
+        <w:t xml:space="preserve">8. Ông (bà) </w:t>
+      </w:r>
+      <w:r>
+        <w:rPr>
+          <w:rFonts w:ascii="Times New Roman" w:cs="Times New Roman" w:eastAsia="Times New Roman" w:hAnsi="Times New Roman"/>
+          <w:b/>
+          <w:bCs/>
+          <w:sz w:val="23"/>
+          <w:szCs w:val="23"/>
+        </w:rPr>
+        <w:t xml:space="preserve">Bùi Kim Huỳnh</w:t>
+      </w:r>
+      <w:r>
+        <w:rPr>
+          <w:rFonts w:ascii="Times New Roman" w:cs="Times New Roman" w:eastAsia="Times New Roman" w:hAnsi="Times New Roman"/>
+          <w:sz w:val="23"/>
+          <w:szCs w:val="23"/>
+        </w:rPr>
+        <w:t xml:space="preserve"> - Chức vụ: Tổ trưởng Tổ KHTN - Công nghệ; Đảm nhiệm: </w:t>
       </w:r>
       <w:r>
         <w:rPr>
@@ -652,25 +701,25 @@
           <w:sz w:val="23"/>
           <w:szCs w:val="23"/>
         </w:rPr>
-        <w:t xml:space="preserve">8. Ông (bà) </w:t>
-      </w:r>
-      <w:r>
-        <w:rPr>
-          <w:rFonts w:ascii="Times New Roman" w:cs="Times New Roman" w:eastAsia="Times New Roman" w:hAnsi="Times New Roman"/>
-          <w:b/>
-          <w:bCs/>
-          <w:sz w:val="23"/>
-          <w:szCs w:val="23"/>
-        </w:rPr>
-        <w:t xml:space="preserve">Phạm Thị Mai</w:t>
-      </w:r>
-      <w:r>
-        <w:rPr>
-          <w:rFonts w:ascii="Times New Roman" w:cs="Times New Roman" w:eastAsia="Times New Roman" w:hAnsi="Times New Roman"/>
-          <w:sz w:val="23"/>
-          <w:szCs w:val="23"/>
-        </w:rPr>
-        <w:t xml:space="preserve"> - Chức vụ: Tổ trưởng Tổ Khoa học Xã hội; Đảm nhiệm: </w:t>
+        <w:t xml:space="preserve">9. Ông (bà) </w:t>
+      </w:r>
+      <w:r>
+        <w:rPr>
+          <w:rFonts w:ascii="Times New Roman" w:cs="Times New Roman" w:eastAsia="Times New Roman" w:hAnsi="Times New Roman"/>
+          <w:b/>
+          <w:bCs/>
+          <w:sz w:val="23"/>
+          <w:szCs w:val="23"/>
+        </w:rPr>
+        <w:t xml:space="preserve">Lê Thị Ngọc Tuyền</w:t>
+      </w:r>
+      <w:r>
+        <w:rPr>
+          <w:rFonts w:ascii="Times New Roman" w:cs="Times New Roman" w:eastAsia="Times New Roman" w:hAnsi="Times New Roman"/>
+          <w:sz w:val="23"/>
+          <w:szCs w:val="23"/>
+        </w:rPr>
+        <w:t xml:space="preserve"> - Chức vụ: Tổ trưởng Tổ Ngoại ngữ - Tin học; Đảm nhiệm: </w:t>
       </w:r>
       <w:r>
         <w:rPr>
@@ -701,25 +750,25 @@
           <w:sz w:val="23"/>
           <w:szCs w:val="23"/>
         </w:rPr>
-        <w:t xml:space="preserve">9. Ông (bà) </w:t>
-      </w:r>
-      <w:r>
-        <w:rPr>
-          <w:rFonts w:ascii="Times New Roman" w:cs="Times New Roman" w:eastAsia="Times New Roman" w:hAnsi="Times New Roman"/>
-          <w:b/>
-          <w:bCs/>
-          <w:sz w:val="23"/>
-          <w:szCs w:val="23"/>
-        </w:rPr>
-        <w:t xml:space="preserve">Đỗ Thị Loan</w:t>
-      </w:r>
-      <w:r>
-        <w:rPr>
-          <w:rFonts w:ascii="Times New Roman" w:cs="Times New Roman" w:eastAsia="Times New Roman" w:hAnsi="Times New Roman"/>
-          <w:sz w:val="23"/>
-          <w:szCs w:val="23"/>
-        </w:rPr>
-        <w:t xml:space="preserve"> - Chức vụ: Tổ trưởng Tổ Tiếng Anh; Đảm nhiệm: </w:t>
+        <w:t xml:space="preserve">10. Ông (bà) </w:t>
+      </w:r>
+      <w:r>
+        <w:rPr>
+          <w:rFonts w:ascii="Times New Roman" w:cs="Times New Roman" w:eastAsia="Times New Roman" w:hAnsi="Times New Roman"/>
+          <w:b/>
+          <w:bCs/>
+          <w:sz w:val="23"/>
+          <w:szCs w:val="23"/>
+        </w:rPr>
+        <w:t xml:space="preserve">Lê Văn Nguyên</w:t>
+      </w:r>
+      <w:r>
+        <w:rPr>
+          <w:rFonts w:ascii="Times New Roman" w:cs="Times New Roman" w:eastAsia="Times New Roman" w:hAnsi="Times New Roman"/>
+          <w:sz w:val="23"/>
+          <w:szCs w:val="23"/>
+        </w:rPr>
+        <w:t xml:space="preserve"> - Chức vụ: Tổ trưởng Tổ GDTC-QPAN-Nghệ thuật; Đảm nhiệm: </w:t>
       </w:r>
       <w:r>
         <w:rPr>
@@ -750,25 +799,25 @@
           <w:sz w:val="23"/>
           <w:szCs w:val="23"/>
         </w:rPr>
-        <w:t xml:space="preserve">10. Ông (bà) </w:t>
-      </w:r>
-      <w:r>
-        <w:rPr>
-          <w:rFonts w:ascii="Times New Roman" w:cs="Times New Roman" w:eastAsia="Times New Roman" w:hAnsi="Times New Roman"/>
-          <w:b/>
-          <w:bCs/>
-          <w:sz w:val="23"/>
-          <w:szCs w:val="23"/>
-        </w:rPr>
-        <w:t xml:space="preserve">Lê Hoàng Dũng</w:t>
-      </w:r>
-      <w:r>
-        <w:rPr>
-          <w:rFonts w:ascii="Times New Roman" w:cs="Times New Roman" w:eastAsia="Times New Roman" w:hAnsi="Times New Roman"/>
-          <w:sz w:val="23"/>
-          <w:szCs w:val="23"/>
-        </w:rPr>
-        <w:t xml:space="preserve"> - Chức vụ: Tổ trưởng Tổ GDTC-GDQPAN-Nghệ thuật; Đảm nhiệm: </w:t>
+        <w:t xml:space="preserve">11. Ông (bà) </w:t>
+      </w:r>
+      <w:r>
+        <w:rPr>
+          <w:rFonts w:ascii="Times New Roman" w:cs="Times New Roman" w:eastAsia="Times New Roman" w:hAnsi="Times New Roman"/>
+          <w:b/>
+          <w:bCs/>
+          <w:sz w:val="23"/>
+          <w:szCs w:val="23"/>
+        </w:rPr>
+        <w:t xml:space="preserve">Trần Văn Út</w:t>
+      </w:r>
+      <w:r>
+        <w:rPr>
+          <w:rFonts w:ascii="Times New Roman" w:cs="Times New Roman" w:eastAsia="Times New Roman" w:hAnsi="Times New Roman"/>
+          <w:sz w:val="23"/>
+          <w:szCs w:val="23"/>
+        </w:rPr>
+        <w:t xml:space="preserve"> - Chức vụ: Tổ trưởng Tổ Văn phòng (Kế toán); Đảm nhiệm: </w:t>
       </w:r>
       <w:r>
         <w:rPr>
@@ -799,25 +848,25 @@
           <w:sz w:val="23"/>
           <w:szCs w:val="23"/>
         </w:rPr>
-        <w:t xml:space="preserve">11. Ông (bà) </w:t>
-      </w:r>
-      <w:r>
-        <w:rPr>
-          <w:rFonts w:ascii="Times New Roman" w:cs="Times New Roman" w:eastAsia="Times New Roman" w:hAnsi="Times New Roman"/>
-          <w:b/>
-          <w:bCs/>
-          <w:sz w:val="23"/>
-          <w:szCs w:val="23"/>
-        </w:rPr>
-        <w:t xml:space="preserve">Nguyễn Thị Lan</w:t>
-      </w:r>
-      <w:r>
-        <w:rPr>
-          <w:rFonts w:ascii="Times New Roman" w:cs="Times New Roman" w:eastAsia="Times New Roman" w:hAnsi="Times New Roman"/>
-          <w:sz w:val="23"/>
-          <w:szCs w:val="23"/>
-        </w:rPr>
-        <w:t xml:space="preserve"> - Chức vụ: Kế toán trưởng; Đảm nhiệm: </w:t>
+        <w:t xml:space="preserve">12. Ông (bà) </w:t>
+      </w:r>
+      <w:r>
+        <w:rPr>
+          <w:rFonts w:ascii="Times New Roman" w:cs="Times New Roman" w:eastAsia="Times New Roman" w:hAnsi="Times New Roman"/>
+          <w:b/>
+          <w:bCs/>
+          <w:sz w:val="23"/>
+          <w:szCs w:val="23"/>
+        </w:rPr>
+        <w:t xml:space="preserve">Ngô Anh Tuấn</w:t>
+      </w:r>
+      <w:r>
+        <w:rPr>
+          <w:rFonts w:ascii="Times New Roman" w:cs="Times New Roman" w:eastAsia="Times New Roman" w:hAnsi="Times New Roman"/>
+          <w:sz w:val="23"/>
+          <w:szCs w:val="23"/>
+        </w:rPr>
+        <w:t xml:space="preserve"> - Chức vụ: Giáo viên, Phụ trách Đoàn trường; Đảm nhiệm: </w:t>
       </w:r>
       <w:r>
         <w:rPr>
@@ -848,25 +897,466 @@
           <w:sz w:val="23"/>
           <w:szCs w:val="23"/>
         </w:rPr>
-        <w:t xml:space="preserve">12. Ông (bà) </w:t>
-      </w:r>
-      <w:r>
-        <w:rPr>
-          <w:rFonts w:ascii="Times New Roman" w:cs="Times New Roman" w:eastAsia="Times New Roman" w:hAnsi="Times New Roman"/>
-          <w:b/>
-          <w:bCs/>
-          <w:sz w:val="23"/>
-          <w:szCs w:val="23"/>
-        </w:rPr>
-        <w:t xml:space="preserve">Lê Thị Mai</w:t>
-      </w:r>
-      <w:r>
-        <w:rPr>
-          <w:rFonts w:ascii="Times New Roman" w:cs="Times New Roman" w:eastAsia="Times New Roman" w:hAnsi="Times New Roman"/>
-          <w:sz w:val="23"/>
-          <w:szCs w:val="23"/>
-        </w:rPr>
-        <w:t xml:space="preserve"> - Chức vụ: Cán bộ Văn thư - Thủ quỹ; Đảm nhiệm: </w:t>
+        <w:t xml:space="preserve">13. Ông (bà) </w:t>
+      </w:r>
+      <w:r>
+        <w:rPr>
+          <w:rFonts w:ascii="Times New Roman" w:cs="Times New Roman" w:eastAsia="Times New Roman" w:hAnsi="Times New Roman"/>
+          <w:b/>
+          <w:bCs/>
+          <w:sz w:val="23"/>
+          <w:szCs w:val="23"/>
+        </w:rPr>
+        <w:t xml:space="preserve">Trần Quốc Huy</w:t>
+      </w:r>
+      <w:r>
+        <w:rPr>
+          <w:rFonts w:ascii="Times New Roman" w:cs="Times New Roman" w:eastAsia="Times New Roman" w:hAnsi="Times New Roman"/>
+          <w:sz w:val="23"/>
+          <w:szCs w:val="23"/>
+        </w:rPr>
+        <w:t xml:space="preserve"> - Chức vụ: Tổ phó Tổ Toán (Điểm Tân Kiều); Đảm nhiệm: </w:t>
+      </w:r>
+      <w:r>
+        <w:rPr>
+          <w:rFonts w:ascii="Times New Roman" w:cs="Times New Roman" w:eastAsia="Times New Roman" w:hAnsi="Times New Roman"/>
+          <w:b/>
+          <w:bCs/>
+          <w:sz w:val="23"/>
+          <w:szCs w:val="23"/>
+        </w:rPr>
+        <w:t xml:space="preserve">Thành viên</w:t>
+      </w:r>
+      <w:r>
+        <w:rPr>
+          <w:rFonts w:ascii="Times New Roman" w:cs="Times New Roman" w:eastAsia="Times New Roman" w:hAnsi="Times New Roman"/>
+          <w:sz w:val="23"/>
+          <w:szCs w:val="23"/>
+        </w:rPr>
+        <w:t xml:space="preserve">.</w:t>
+      </w:r>
+    </w:p>
+    <w:p>
+      <w:pPr>
+        <w:spacing w:after="20" w:line="240"/>
+      </w:pPr>
+      <w:r>
+        <w:rPr>
+          <w:rFonts w:ascii="Times New Roman" w:cs="Times New Roman" w:eastAsia="Times New Roman" w:hAnsi="Times New Roman"/>
+          <w:sz w:val="23"/>
+          <w:szCs w:val="23"/>
+        </w:rPr>
+        <w:t xml:space="preserve">14. Ông (bà) </w:t>
+      </w:r>
+      <w:r>
+        <w:rPr>
+          <w:rFonts w:ascii="Times New Roman" w:cs="Times New Roman" w:eastAsia="Times New Roman" w:hAnsi="Times New Roman"/>
+          <w:b/>
+          <w:bCs/>
+          <w:sz w:val="23"/>
+          <w:szCs w:val="23"/>
+        </w:rPr>
+        <w:t xml:space="preserve">Trương Văn Nghĩa</w:t>
+      </w:r>
+      <w:r>
+        <w:rPr>
+          <w:rFonts w:ascii="Times New Roman" w:cs="Times New Roman" w:eastAsia="Times New Roman" w:hAnsi="Times New Roman"/>
+          <w:sz w:val="23"/>
+          <w:szCs w:val="23"/>
+        </w:rPr>
+        <w:t xml:space="preserve"> - Chức vụ: Tổ phó Tổ Ngữ văn (Điểm Đốc Binh Kiều); Đảm nhiệm: </w:t>
+      </w:r>
+      <w:r>
+        <w:rPr>
+          <w:rFonts w:ascii="Times New Roman" w:cs="Times New Roman" w:eastAsia="Times New Roman" w:hAnsi="Times New Roman"/>
+          <w:b/>
+          <w:bCs/>
+          <w:sz w:val="23"/>
+          <w:szCs w:val="23"/>
+        </w:rPr>
+        <w:t xml:space="preserve">Thành viên</w:t>
+      </w:r>
+      <w:r>
+        <w:rPr>
+          <w:rFonts w:ascii="Times New Roman" w:cs="Times New Roman" w:eastAsia="Times New Roman" w:hAnsi="Times New Roman"/>
+          <w:sz w:val="23"/>
+          <w:szCs w:val="23"/>
+        </w:rPr>
+        <w:t xml:space="preserve">.</w:t>
+      </w:r>
+    </w:p>
+    <w:p>
+      <w:pPr>
+        <w:spacing w:after="20" w:line="240"/>
+      </w:pPr>
+      <w:r>
+        <w:rPr>
+          <w:rFonts w:ascii="Times New Roman" w:cs="Times New Roman" w:eastAsia="Times New Roman" w:hAnsi="Times New Roman"/>
+          <w:sz w:val="23"/>
+          <w:szCs w:val="23"/>
+        </w:rPr>
+        <w:t xml:space="preserve">15. Ông (bà) </w:t>
+      </w:r>
+      <w:r>
+        <w:rPr>
+          <w:rFonts w:ascii="Times New Roman" w:cs="Times New Roman" w:eastAsia="Times New Roman" w:hAnsi="Times New Roman"/>
+          <w:b/>
+          <w:bCs/>
+          <w:sz w:val="23"/>
+          <w:szCs w:val="23"/>
+        </w:rPr>
+        <w:t xml:space="preserve">Huỳnh Thị Vân Nhi</w:t>
+      </w:r>
+      <w:r>
+        <w:rPr>
+          <w:rFonts w:ascii="Times New Roman" w:cs="Times New Roman" w:eastAsia="Times New Roman" w:hAnsi="Times New Roman"/>
+          <w:sz w:val="23"/>
+          <w:szCs w:val="23"/>
+        </w:rPr>
+        <w:t xml:space="preserve"> - Chức vụ: Tổ phó Tổ Ngữ văn (Điểm Tân Kiều); Đảm nhiệm: </w:t>
+      </w:r>
+      <w:r>
+        <w:rPr>
+          <w:rFonts w:ascii="Times New Roman" w:cs="Times New Roman" w:eastAsia="Times New Roman" w:hAnsi="Times New Roman"/>
+          <w:b/>
+          <w:bCs/>
+          <w:sz w:val="23"/>
+          <w:szCs w:val="23"/>
+        </w:rPr>
+        <w:t xml:space="preserve">Thành viên</w:t>
+      </w:r>
+      <w:r>
+        <w:rPr>
+          <w:rFonts w:ascii="Times New Roman" w:cs="Times New Roman" w:eastAsia="Times New Roman" w:hAnsi="Times New Roman"/>
+          <w:sz w:val="23"/>
+          <w:szCs w:val="23"/>
+        </w:rPr>
+        <w:t xml:space="preserve">.</w:t>
+      </w:r>
+    </w:p>
+    <w:p>
+      <w:pPr>
+        <w:spacing w:after="20" w:line="240"/>
+      </w:pPr>
+      <w:r>
+        <w:rPr>
+          <w:rFonts w:ascii="Times New Roman" w:cs="Times New Roman" w:eastAsia="Times New Roman" w:hAnsi="Times New Roman"/>
+          <w:sz w:val="23"/>
+          <w:szCs w:val="23"/>
+        </w:rPr>
+        <w:t xml:space="preserve">16. Ông (bà) </w:t>
+      </w:r>
+      <w:r>
+        <w:rPr>
+          <w:rFonts w:ascii="Times New Roman" w:cs="Times New Roman" w:eastAsia="Times New Roman" w:hAnsi="Times New Roman"/>
+          <w:b/>
+          <w:bCs/>
+          <w:sz w:val="23"/>
+          <w:szCs w:val="23"/>
+        </w:rPr>
+        <w:t xml:space="preserve">Thái Văn Tiến</w:t>
+      </w:r>
+      <w:r>
+        <w:rPr>
+          <w:rFonts w:ascii="Times New Roman" w:cs="Times New Roman" w:eastAsia="Times New Roman" w:hAnsi="Times New Roman"/>
+          <w:sz w:val="23"/>
+          <w:szCs w:val="23"/>
+        </w:rPr>
+        <w:t xml:space="preserve"> - Chức vụ: Tổ phó Tổ KHTN-CN (Điểm Tân Kiều); Đảm nhiệm: </w:t>
+      </w:r>
+      <w:r>
+        <w:rPr>
+          <w:rFonts w:ascii="Times New Roman" w:cs="Times New Roman" w:eastAsia="Times New Roman" w:hAnsi="Times New Roman"/>
+          <w:b/>
+          <w:bCs/>
+          <w:sz w:val="23"/>
+          <w:szCs w:val="23"/>
+        </w:rPr>
+        <w:t xml:space="preserve">Thành viên</w:t>
+      </w:r>
+      <w:r>
+        <w:rPr>
+          <w:rFonts w:ascii="Times New Roman" w:cs="Times New Roman" w:eastAsia="Times New Roman" w:hAnsi="Times New Roman"/>
+          <w:sz w:val="23"/>
+          <w:szCs w:val="23"/>
+        </w:rPr>
+        <w:t xml:space="preserve">.</w:t>
+      </w:r>
+    </w:p>
+    <w:p>
+      <w:pPr>
+        <w:spacing w:after="20" w:line="240"/>
+      </w:pPr>
+      <w:r>
+        <w:rPr>
+          <w:rFonts w:ascii="Times New Roman" w:cs="Times New Roman" w:eastAsia="Times New Roman" w:hAnsi="Times New Roman"/>
+          <w:sz w:val="23"/>
+          <w:szCs w:val="23"/>
+        </w:rPr>
+        <w:t xml:space="preserve">17. Ông (bà) </w:t>
+      </w:r>
+      <w:r>
+        <w:rPr>
+          <w:rFonts w:ascii="Times New Roman" w:cs="Times New Roman" w:eastAsia="Times New Roman" w:hAnsi="Times New Roman"/>
+          <w:b/>
+          <w:bCs/>
+          <w:sz w:val="23"/>
+          <w:szCs w:val="23"/>
+        </w:rPr>
+        <w:t xml:space="preserve">Phạm Biên Thùy</w:t>
+      </w:r>
+      <w:r>
+        <w:rPr>
+          <w:rFonts w:ascii="Times New Roman" w:cs="Times New Roman" w:eastAsia="Times New Roman" w:hAnsi="Times New Roman"/>
+          <w:sz w:val="23"/>
+          <w:szCs w:val="23"/>
+        </w:rPr>
+        <w:t xml:space="preserve"> - Chức vụ: Tổ phó Tổ KHTN-CN (Điểm chính); Đảm nhiệm: </w:t>
+      </w:r>
+      <w:r>
+        <w:rPr>
+          <w:rFonts w:ascii="Times New Roman" w:cs="Times New Roman" w:eastAsia="Times New Roman" w:hAnsi="Times New Roman"/>
+          <w:b/>
+          <w:bCs/>
+          <w:sz w:val="23"/>
+          <w:szCs w:val="23"/>
+        </w:rPr>
+        <w:t xml:space="preserve">Thành viên</w:t>
+      </w:r>
+      <w:r>
+        <w:rPr>
+          <w:rFonts w:ascii="Times New Roman" w:cs="Times New Roman" w:eastAsia="Times New Roman" w:hAnsi="Times New Roman"/>
+          <w:sz w:val="23"/>
+          <w:szCs w:val="23"/>
+        </w:rPr>
+        <w:t xml:space="preserve">.</w:t>
+      </w:r>
+    </w:p>
+    <w:p>
+      <w:pPr>
+        <w:spacing w:after="20" w:line="240"/>
+      </w:pPr>
+      <w:r>
+        <w:rPr>
+          <w:rFonts w:ascii="Times New Roman" w:cs="Times New Roman" w:eastAsia="Times New Roman" w:hAnsi="Times New Roman"/>
+          <w:sz w:val="23"/>
+          <w:szCs w:val="23"/>
+        </w:rPr>
+        <w:t xml:space="preserve">18. Ông (bà) </w:t>
+      </w:r>
+      <w:r>
+        <w:rPr>
+          <w:rFonts w:ascii="Times New Roman" w:cs="Times New Roman" w:eastAsia="Times New Roman" w:hAnsi="Times New Roman"/>
+          <w:b/>
+          <w:bCs/>
+          <w:sz w:val="23"/>
+          <w:szCs w:val="23"/>
+        </w:rPr>
+        <w:t xml:space="preserve">Nguyễn Thị Hiếu</w:t>
+      </w:r>
+      <w:r>
+        <w:rPr>
+          <w:rFonts w:ascii="Times New Roman" w:cs="Times New Roman" w:eastAsia="Times New Roman" w:hAnsi="Times New Roman"/>
+          <w:sz w:val="23"/>
+          <w:szCs w:val="23"/>
+        </w:rPr>
+        <w:t xml:space="preserve"> - Chức vụ: Tổ phó Tổ KHTN-CN (Điểm Đốc Binh Kiều); Đảm nhiệm: </w:t>
+      </w:r>
+      <w:r>
+        <w:rPr>
+          <w:rFonts w:ascii="Times New Roman" w:cs="Times New Roman" w:eastAsia="Times New Roman" w:hAnsi="Times New Roman"/>
+          <w:b/>
+          <w:bCs/>
+          <w:sz w:val="23"/>
+          <w:szCs w:val="23"/>
+        </w:rPr>
+        <w:t xml:space="preserve">Thành viên</w:t>
+      </w:r>
+      <w:r>
+        <w:rPr>
+          <w:rFonts w:ascii="Times New Roman" w:cs="Times New Roman" w:eastAsia="Times New Roman" w:hAnsi="Times New Roman"/>
+          <w:sz w:val="23"/>
+          <w:szCs w:val="23"/>
+        </w:rPr>
+        <w:t xml:space="preserve">.</w:t>
+      </w:r>
+    </w:p>
+    <w:p>
+      <w:pPr>
+        <w:spacing w:after="20" w:line="240"/>
+      </w:pPr>
+      <w:r>
+        <w:rPr>
+          <w:rFonts w:ascii="Times New Roman" w:cs="Times New Roman" w:eastAsia="Times New Roman" w:hAnsi="Times New Roman"/>
+          <w:sz w:val="23"/>
+          <w:szCs w:val="23"/>
+        </w:rPr>
+        <w:t xml:space="preserve">19. Ông (bà) </w:t>
+      </w:r>
+      <w:r>
+        <w:rPr>
+          <w:rFonts w:ascii="Times New Roman" w:cs="Times New Roman" w:eastAsia="Times New Roman" w:hAnsi="Times New Roman"/>
+          <w:b/>
+          <w:bCs/>
+          <w:sz w:val="23"/>
+          <w:szCs w:val="23"/>
+        </w:rPr>
+        <w:t xml:space="preserve">Nguyễn Trung Hiếu</w:t>
+      </w:r>
+      <w:r>
+        <w:rPr>
+          <w:rFonts w:ascii="Times New Roman" w:cs="Times New Roman" w:eastAsia="Times New Roman" w:hAnsi="Times New Roman"/>
+          <w:sz w:val="23"/>
+          <w:szCs w:val="23"/>
+        </w:rPr>
+        <w:t xml:space="preserve"> - Chức vụ: Tổ phó Tổ NN-Tin (Điểm chính); Đảm nhiệm: </w:t>
+      </w:r>
+      <w:r>
+        <w:rPr>
+          <w:rFonts w:ascii="Times New Roman" w:cs="Times New Roman" w:eastAsia="Times New Roman" w:hAnsi="Times New Roman"/>
+          <w:b/>
+          <w:bCs/>
+          <w:sz w:val="23"/>
+          <w:szCs w:val="23"/>
+        </w:rPr>
+        <w:t xml:space="preserve">Thành viên</w:t>
+      </w:r>
+      <w:r>
+        <w:rPr>
+          <w:rFonts w:ascii="Times New Roman" w:cs="Times New Roman" w:eastAsia="Times New Roman" w:hAnsi="Times New Roman"/>
+          <w:sz w:val="23"/>
+          <w:szCs w:val="23"/>
+        </w:rPr>
+        <w:t xml:space="preserve">.</w:t>
+      </w:r>
+    </w:p>
+    <w:p>
+      <w:pPr>
+        <w:spacing w:after="20" w:line="240"/>
+      </w:pPr>
+      <w:r>
+        <w:rPr>
+          <w:rFonts w:ascii="Times New Roman" w:cs="Times New Roman" w:eastAsia="Times New Roman" w:hAnsi="Times New Roman"/>
+          <w:sz w:val="23"/>
+          <w:szCs w:val="23"/>
+        </w:rPr>
+        <w:t xml:space="preserve">20. Ông (bà) </w:t>
+      </w:r>
+      <w:r>
+        <w:rPr>
+          <w:rFonts w:ascii="Times New Roman" w:cs="Times New Roman" w:eastAsia="Times New Roman" w:hAnsi="Times New Roman"/>
+          <w:b/>
+          <w:bCs/>
+          <w:sz w:val="23"/>
+          <w:szCs w:val="23"/>
+        </w:rPr>
+        <w:t xml:space="preserve">Nguyễn Văn Quân</w:t>
+      </w:r>
+      <w:r>
+        <w:rPr>
+          <w:rFonts w:ascii="Times New Roman" w:cs="Times New Roman" w:eastAsia="Times New Roman" w:hAnsi="Times New Roman"/>
+          <w:sz w:val="23"/>
+          <w:szCs w:val="23"/>
+        </w:rPr>
+        <w:t xml:space="preserve"> - Chức vụ: Tổ phó VP (Kế toán Điểm Đốc Binh Kiều); Đảm nhiệm: </w:t>
+      </w:r>
+      <w:r>
+        <w:rPr>
+          <w:rFonts w:ascii="Times New Roman" w:cs="Times New Roman" w:eastAsia="Times New Roman" w:hAnsi="Times New Roman"/>
+          <w:b/>
+          <w:bCs/>
+          <w:sz w:val="23"/>
+          <w:szCs w:val="23"/>
+        </w:rPr>
+        <w:t xml:space="preserve">Thành viên</w:t>
+      </w:r>
+      <w:r>
+        <w:rPr>
+          <w:rFonts w:ascii="Times New Roman" w:cs="Times New Roman" w:eastAsia="Times New Roman" w:hAnsi="Times New Roman"/>
+          <w:sz w:val="23"/>
+          <w:szCs w:val="23"/>
+        </w:rPr>
+        <w:t xml:space="preserve">.</w:t>
+      </w:r>
+    </w:p>
+    <w:p>
+      <w:pPr>
+        <w:spacing w:after="20" w:line="240"/>
+      </w:pPr>
+      <w:r>
+        <w:rPr>
+          <w:rFonts w:ascii="Times New Roman" w:cs="Times New Roman" w:eastAsia="Times New Roman" w:hAnsi="Times New Roman"/>
+          <w:sz w:val="23"/>
+          <w:szCs w:val="23"/>
+        </w:rPr>
+        <w:t xml:space="preserve">21. Ông (bà) </w:t>
+      </w:r>
+      <w:r>
+        <w:rPr>
+          <w:rFonts w:ascii="Times New Roman" w:cs="Times New Roman" w:eastAsia="Times New Roman" w:hAnsi="Times New Roman"/>
+          <w:b/>
+          <w:bCs/>
+          <w:sz w:val="23"/>
+          <w:szCs w:val="23"/>
+        </w:rPr>
+        <w:t xml:space="preserve">Nguyễn Thị Thúy Huỳnh</w:t>
+      </w:r>
+      <w:r>
+        <w:rPr>
+          <w:rFonts w:ascii="Times New Roman" w:cs="Times New Roman" w:eastAsia="Times New Roman" w:hAnsi="Times New Roman"/>
+          <w:sz w:val="23"/>
+          <w:szCs w:val="23"/>
+        </w:rPr>
+        <w:t xml:space="preserve"> - Chức vụ: Tổ phó VP (Kế toán Điểm Tân Kiều); Đảm nhiệm: </w:t>
+      </w:r>
+      <w:r>
+        <w:rPr>
+          <w:rFonts w:ascii="Times New Roman" w:cs="Times New Roman" w:eastAsia="Times New Roman" w:hAnsi="Times New Roman"/>
+          <w:b/>
+          <w:bCs/>
+          <w:sz w:val="23"/>
+          <w:szCs w:val="23"/>
+        </w:rPr>
+        <w:t xml:space="preserve">Thành viên</w:t>
+      </w:r>
+      <w:r>
+        <w:rPr>
+          <w:rFonts w:ascii="Times New Roman" w:cs="Times New Roman" w:eastAsia="Times New Roman" w:hAnsi="Times New Roman"/>
+          <w:sz w:val="23"/>
+          <w:szCs w:val="23"/>
+        </w:rPr>
+        <w:t xml:space="preserve">.</w:t>
+      </w:r>
+    </w:p>
+    <w:p>
+      <w:pPr>
+        <w:spacing w:after="20" w:line="240"/>
+      </w:pPr>
+      <w:r>
+        <w:rPr>
+          <w:rFonts w:ascii="Times New Roman" w:cs="Times New Roman" w:eastAsia="Times New Roman" w:hAnsi="Times New Roman"/>
+          <w:sz w:val="23"/>
+          <w:szCs w:val="23"/>
+        </w:rPr>
+        <w:t xml:space="preserve">22. Ông (bà) </w:t>
+      </w:r>
+      <w:r>
+        <w:rPr>
+          <w:rFonts w:ascii="Times New Roman" w:cs="Times New Roman" w:eastAsia="Times New Roman" w:hAnsi="Times New Roman"/>
+          <w:b/>
+          <w:bCs/>
+          <w:sz w:val="23"/>
+          <w:szCs w:val="23"/>
+        </w:rPr>
+        <w:t xml:space="preserve">Nguyễn Thị Kim Ngọc</w:t>
+      </w:r>
+      <w:r>
+        <w:rPr>
+          <w:rFonts w:ascii="Times New Roman" w:cs="Times New Roman" w:eastAsia="Times New Roman" w:hAnsi="Times New Roman"/>
+          <w:sz w:val="23"/>
+          <w:szCs w:val="23"/>
+        </w:rPr>
+        <w:t xml:space="preserve"> - Chức vụ: Cán bộ Văn thư (Điểm chính); Đảm nhiệm: </w:t>
       </w:r>
       <w:r>
         <w:rPr>

--- a/public/downloads/QUYET_DINH_BAN_KIEM_TRA_NOI_BO_2026_2027.docx
+++ b/public/downloads/QUYET_DINH_BAN_KIEM_TRA_NOI_BO_2026_2027.docx
@@ -4,7 +4,7 @@
   <w:body>
     <w:tbl>
       <w:tblPr>
-        <w:tblW w:type="dxa" w:w="9469"/>
+        <w:tblW w:type="dxa" w:w="9355"/>
         <w:tblBorders>
           <w:top w:val="none" w:color="auto" w:sz="0"/>
           <w:left w:val="none" w:color="auto" w:sz="0"/>
@@ -15,13 +15,13 @@
         </w:tblBorders>
       </w:tblPr>
       <w:tblGrid>
-        <w:gridCol w:w="4200"/>
-        <w:gridCol w:w="5269"/>
+        <w:gridCol w:w="4100"/>
+        <w:gridCol w:w="5255"/>
       </w:tblGrid>
       <w:tr>
         <w:tc>
           <w:tcPr>
-            <w:tcW w:type="dxa" w:w="4200"/>
+            <w:tcW w:type="dxa" w:w="4100"/>
             <w:tcBorders>
               <w:top w:val="none" w:color="auto" w:sz="0"/>
               <w:left w:val="none" w:color="auto" w:sz="0"/>
@@ -37,15 +37,15 @@
             <w:r>
               <w:rPr>
                 <w:rFonts w:ascii="Times New Roman" w:cs="Times New Roman" w:eastAsia="Times New Roman" w:hAnsi="Times New Roman"/>
-                <w:sz w:val="21"/>
-                <w:szCs w:val="21"/>
+                <w:sz w:val="24"/>
+                <w:szCs w:val="24"/>
               </w:rPr>
               <w:t xml:space="preserve">SỞ GIÁO DỤC VÀ ĐÀO TẠO ĐỒNG THÁP</w:t>
             </w:r>
           </w:p>
           <w:p>
             <w:pPr>
-              <w:spacing w:after="60"/>
+              <w:spacing w:after="20"/>
               <w:jc w:val="center"/>
             </w:pPr>
             <w:r>
@@ -53,8 +53,8 @@
                 <w:rFonts w:ascii="Times New Roman" w:cs="Times New Roman" w:eastAsia="Times New Roman" w:hAnsi="Times New Roman"/>
                 <w:b/>
                 <w:bCs/>
-                <w:sz w:val="22"/>
-                <w:szCs w:val="22"/>
+                <w:sz w:val="24"/>
+                <w:szCs w:val="24"/>
               </w:rPr>
               <w:t xml:space="preserve">TRƯỜNG THCS VÀ THPT ĐỐC BINH KIỀU</w:t>
             </w:r>
@@ -66,11 +66,10 @@
             <w:r>
               <w:rPr>
                 <w:rFonts w:ascii="Times New Roman" w:cs="Times New Roman" w:eastAsia="Times New Roman" w:hAnsi="Times New Roman"/>
-                <w:color w:val="666666"/>
-                <w:sz w:val="18"/>
-                <w:szCs w:val="18"/>
-              </w:rPr>
-              <w:t xml:space="preserve">————————</w:t>
+                <w:sz w:val="14"/>
+                <w:szCs w:val="14"/>
+              </w:rPr>
+              <w:t xml:space="preserve">───────</w:t>
             </w:r>
           </w:p>
           <w:p>
@@ -81,10 +80,8 @@
             <w:r>
               <w:rPr>
                 <w:rFonts w:ascii="Times New Roman" w:cs="Times New Roman" w:eastAsia="Times New Roman" w:hAnsi="Times New Roman"/>
-                <w:b/>
-                <w:bCs/>
-                <w:sz w:val="22"/>
-                <w:szCs w:val="22"/>
+                <w:sz w:val="24"/>
+                <w:szCs w:val="24"/>
               </w:rPr>
               <w:t xml:space="preserve">Số: 49/QĐ-THCS-THPTĐBK</w:t>
             </w:r>
@@ -92,7 +89,7 @@
         </w:tc>
         <w:tc>
           <w:tcPr>
-            <w:tcW w:type="dxa" w:w="5269"/>
+            <w:tcW w:type="dxa" w:w="5255"/>
             <w:tcBorders>
               <w:top w:val="none" w:color="auto" w:sz="0"/>
               <w:left w:val="none" w:color="auto" w:sz="0"/>
@@ -110,15 +107,15 @@
                 <w:rFonts w:ascii="Times New Roman" w:cs="Times New Roman" w:eastAsia="Times New Roman" w:hAnsi="Times New Roman"/>
                 <w:b/>
                 <w:bCs/>
-                <w:sz w:val="21"/>
-                <w:szCs w:val="21"/>
+                <w:sz w:val="24"/>
+                <w:szCs w:val="24"/>
               </w:rPr>
               <w:t xml:space="preserve">CỘNG HÒA XÃ HỘI CHỦ NGHĨA VIỆT NAM</w:t>
             </w:r>
           </w:p>
           <w:p>
             <w:pPr>
-              <w:spacing w:after="60"/>
+              <w:spacing w:after="20"/>
               <w:jc w:val="center"/>
             </w:pPr>
             <w:r>
@@ -126,16 +123,28 @@
                 <w:rFonts w:ascii="Times New Roman" w:cs="Times New Roman" w:eastAsia="Times New Roman" w:hAnsi="Times New Roman"/>
                 <w:b/>
                 <w:bCs/>
-                <w:sz w:val="22"/>
-                <w:szCs w:val="22"/>
-                <w:u w:val="single"/>
+                <w:sz w:val="26"/>
+                <w:szCs w:val="26"/>
               </w:rPr>
               <w:t xml:space="preserve">Độc lập - Tự do - Hạnh phúc</w:t>
             </w:r>
           </w:p>
           <w:p>
             <w:pPr>
-              <w:spacing w:before="80"/>
+              <w:jc w:val="center"/>
+            </w:pPr>
+            <w:r>
+              <w:rPr>
+                <w:rFonts w:ascii="Times New Roman" w:cs="Times New Roman" w:eastAsia="Times New Roman" w:hAnsi="Times New Roman"/>
+                <w:sz w:val="14"/>
+                <w:szCs w:val="14"/>
+              </w:rPr>
+              <w:t xml:space="preserve">────────────────</w:t>
+            </w:r>
+          </w:p>
+          <w:p>
+            <w:pPr>
+              <w:spacing w:before="40"/>
               <w:jc w:val="center"/>
             </w:pPr>
             <w:r>
@@ -143,10 +152,10 @@
                 <w:rFonts w:ascii="Times New Roman" w:cs="Times New Roman" w:eastAsia="Times New Roman" w:hAnsi="Times New Roman"/>
                 <w:i/>
                 <w:iCs/>
-                <w:sz w:val="22"/>
-                <w:szCs w:val="22"/>
-              </w:rPr>
-              <w:t xml:space="preserve">Tháp Mười, ngày 15 tháng 10 năm 2026</w:t>
+                <w:sz w:val="26"/>
+                <w:szCs w:val="26"/>
+              </w:rPr>
+              <w:t xml:space="preserve">Đốc Binh Kiều, ngày 15 tháng 10 năm 2026</w:t>
             </w:r>
           </w:p>
         </w:tc>
@@ -201,6 +210,11 @@
       </w:r>
     </w:p>
     <w:p>
+      <w:pPr>
+        <w:spacing w:after="40" w:before="40" w:line="280"/>
+        <w:ind w:left="0" w:firstLine="567"/>
+        <w:jc w:val="both"/>
+      </w:pPr>
       <w:r>
         <w:rPr>
           <w:rFonts w:ascii="Times New Roman" w:cs="Times New Roman" w:eastAsia="Times New Roman" w:hAnsi="Times New Roman"/>
@@ -208,13 +222,18 @@
           <w:bCs w:val="false"/>
           <w:i/>
           <w:iCs/>
-          <w:sz w:val="24"/>
-          <w:szCs w:val="24"/>
+          <w:sz w:val="28"/>
+          <w:szCs w:val="28"/>
         </w:rPr>
         <w:t xml:space="preserve">Căn cứ Thông tư số 32/2020/TT-BGDĐT ngày 15/9/2020 của Bộ GDĐT ban hành Điều lệ trường THCS, trường THPT và trường phổ thông có nhiều cấp học;</w:t>
       </w:r>
     </w:p>
     <w:p>
+      <w:pPr>
+        <w:spacing w:after="40" w:before="40" w:line="280"/>
+        <w:ind w:left="0" w:firstLine="567"/>
+        <w:jc w:val="both"/>
+      </w:pPr>
       <w:r>
         <w:rPr>
           <w:rFonts w:ascii="Times New Roman" w:cs="Times New Roman" w:eastAsia="Times New Roman" w:hAnsi="Times New Roman"/>
@@ -222,13 +241,18 @@
           <w:bCs w:val="false"/>
           <w:i/>
           <w:iCs/>
-          <w:sz w:val="24"/>
-          <w:szCs w:val="24"/>
+          <w:sz w:val="28"/>
+          <w:szCs w:val="28"/>
         </w:rPr>
         <w:t xml:space="preserve">Căn cứ Nghị định số 217/2025/NĐ-CP ngày 05/8/2025 của Chính phủ về hoạt động kiểm tra chuyên ngành;</w:t>
       </w:r>
     </w:p>
     <w:p>
+      <w:pPr>
+        <w:spacing w:after="40" w:before="40" w:line="280"/>
+        <w:ind w:left="0" w:firstLine="567"/>
+        <w:jc w:val="both"/>
+      </w:pPr>
       <w:r>
         <w:rPr>
           <w:rFonts w:ascii="Times New Roman" w:cs="Times New Roman" w:eastAsia="Times New Roman" w:hAnsi="Times New Roman"/>
@@ -236,13 +260,18 @@
           <w:bCs w:val="false"/>
           <w:i/>
           <w:iCs/>
-          <w:sz w:val="24"/>
-          <w:szCs w:val="24"/>
+          <w:sz w:val="28"/>
+          <w:szCs w:val="28"/>
         </w:rPr>
         <w:t xml:space="preserve">Căn cứ Quyết định số 2606/QĐ-UBND ngày 13/8/2026 của UBND tỉnh Đồng Tháp về việc sáp nhập thành lập Trường THCS và THPT Đốc Binh Kiều;</w:t>
       </w:r>
     </w:p>
     <w:p>
+      <w:pPr>
+        <w:spacing w:after="40" w:before="40" w:line="280"/>
+        <w:ind w:left="0" w:firstLine="567"/>
+        <w:jc w:val="both"/>
+      </w:pPr>
       <w:r>
         <w:rPr>
           <w:rFonts w:ascii="Times New Roman" w:cs="Times New Roman" w:eastAsia="Times New Roman" w:hAnsi="Times New Roman"/>
@@ -250,13 +279,18 @@
           <w:bCs w:val="false"/>
           <w:i/>
           <w:iCs/>
-          <w:sz w:val="24"/>
-          <w:szCs w:val="24"/>
+          <w:sz w:val="28"/>
+          <w:szCs w:val="28"/>
         </w:rPr>
         <w:t xml:space="preserve">Căn cứ Hướng dẫn số 1134/SGDĐT-TCCB ngày 17/10/2025 của Sở GDĐT Đồng Tháp về hướng dẫn thực hiện công tác kiểm tra nội bộ tại các cơ sở giáo dục;</w:t>
       </w:r>
     </w:p>
     <w:p>
+      <w:pPr>
+        <w:spacing w:after="40" w:before="40" w:line="280"/>
+        <w:ind w:left="0" w:firstLine="567"/>
+        <w:jc w:val="both"/>
+      </w:pPr>
       <w:r>
         <w:rPr>
           <w:rFonts w:ascii="Times New Roman" w:cs="Times New Roman" w:eastAsia="Times New Roman" w:hAnsi="Times New Roman"/>
@@ -264,8 +298,8 @@
           <w:bCs w:val="false"/>
           <w:i/>
           <w:iCs/>
-          <w:sz w:val="24"/>
-          <w:szCs w:val="24"/>
+          <w:sz w:val="28"/>
+          <w:szCs w:val="28"/>
         </w:rPr>
         <w:t xml:space="preserve">Theo đề nghị của Phó Hiệu trưởng phụ trách chuyên môn và Tổ trưởng Tổ Văn phòng,</w:t>
       </w:r>
@@ -287,6 +321,11 @@
       </w:r>
     </w:p>
     <w:p>
+      <w:pPr>
+        <w:spacing w:after="40" w:before="40" w:line="280"/>
+        <w:ind w:left="0" w:firstLine="567"/>
+        <w:jc w:val="both"/>
+      </w:pPr>
       <w:r>
         <w:rPr>
           <w:rFonts w:ascii="Times New Roman" w:cs="Times New Roman" w:eastAsia="Times New Roman" w:hAnsi="Times New Roman"/>
@@ -294,13 +333,18 @@
           <w:bCs w:val="false"/>
           <w:i w:val="false"/>
           <w:iCs w:val="false"/>
-          <w:sz w:val="24"/>
-          <w:szCs w:val="24"/>
+          <w:sz w:val="28"/>
+          <w:szCs w:val="28"/>
         </w:rPr>
         <w:t xml:space="preserve">Điều 1. Thành lập Ban kiểm tra nội bộ Trường THCS và THPT Đốc Binh Kiều năm học 2026 - 2027 gồm 22 ông (bà) có tên trong danh sách đính kèm, do ông Lê Thanh Cường - Hiệu trưởng làm Trưởng ban.</w:t>
       </w:r>
     </w:p>
     <w:p>
+      <w:pPr>
+        <w:spacing w:after="40" w:before="40" w:line="280"/>
+        <w:ind w:left="0" w:firstLine="567"/>
+        <w:jc w:val="both"/>
+      </w:pPr>
       <w:r>
         <w:rPr>
           <w:rFonts w:ascii="Times New Roman" w:cs="Times New Roman" w:eastAsia="Times New Roman" w:hAnsi="Times New Roman"/>
@@ -308,13 +352,18 @@
           <w:bCs w:val="false"/>
           <w:i w:val="false"/>
           <w:iCs w:val="false"/>
-          <w:sz w:val="24"/>
-          <w:szCs w:val="24"/>
+          <w:sz w:val="28"/>
+          <w:szCs w:val="28"/>
         </w:rPr>
         <w:t xml:space="preserve">Điều 2. Ban kiểm tra nội bộ có nhiệm vụ xây dựng kế hoạch tiến hành kiểm tra từng đợt theo Kế hoạch số 48/KH-THCS&amp;THPTĐBK của nhà trường; lập biên bản kiểm tra, báo cáo kết quả và tham mưu Hiệu trưởng ban hành thông báo kết luận kiểm tra; theo dõi việc khắc phục sau kiểm tra.</w:t>
       </w:r>
     </w:p>
     <w:p>
+      <w:pPr>
+        <w:spacing w:after="40" w:before="40" w:line="280"/>
+        <w:ind w:left="0" w:firstLine="567"/>
+        <w:jc w:val="both"/>
+      </w:pPr>
       <w:r>
         <w:rPr>
           <w:rFonts w:ascii="Times New Roman" w:cs="Times New Roman" w:eastAsia="Times New Roman" w:hAnsi="Times New Roman"/>
@@ -322,15 +371,15 @@
           <w:bCs w:val="false"/>
           <w:i w:val="false"/>
           <w:iCs w:val="false"/>
-          <w:sz w:val="24"/>
-          <w:szCs w:val="24"/>
+          <w:sz w:val="28"/>
+          <w:szCs w:val="28"/>
         </w:rPr>
         <w:t xml:space="preserve">Điều 3. Quyết định này có hiệu lực kể từ ngày ký đến hết năm học 2026 - 2027. Các Phó Hiệu trưởng, các Tổ trưởng chuyên môn, Tổ Văn phòng và các ông (bà) có tên tại Điều 1 chịu trách nhiệm thi hành Quyết định này./.</w:t>
       </w:r>
     </w:p>
     <w:tbl>
       <w:tblPr>
-        <w:tblW w:type="dxa" w:w="9469"/>
+        <w:tblW w:type="dxa" w:w="9355"/>
         <w:tblBorders>
           <w:top w:val="none" w:color="auto" w:sz="0"/>
           <w:left w:val="none" w:color="auto" w:sz="0"/>
@@ -341,13 +390,13 @@
         </w:tblBorders>
       </w:tblPr>
       <w:tblGrid>
-        <w:gridCol w:w="4800"/>
-        <w:gridCol w:w="4669"/>
+        <w:gridCol w:w="4100"/>
+        <w:gridCol w:w="5255"/>
       </w:tblGrid>
       <w:tr>
         <w:tc>
           <w:tcPr>
-            <w:tcW w:type="dxa" w:w="4800"/>
+            <w:tcW w:type="dxa" w:w="4100"/>
             <w:tcBorders>
               <w:top w:val="none" w:color="auto" w:sz="0"/>
               <w:left w:val="none" w:color="auto" w:sz="0"/>
@@ -366,47 +415,47 @@
                 <w:bCs/>
                 <w:i/>
                 <w:iCs/>
+                <w:sz w:val="24"/>
+                <w:szCs w:val="24"/>
+              </w:rPr>
+              <w:t xml:space="preserve">Nơi nhận:</w:t>
+            </w:r>
+          </w:p>
+          <w:p>
+            <w:pPr>
+              <w:spacing w:after="20" w:line="220"/>
+            </w:pPr>
+            <w:r>
+              <w:rPr>
+                <w:rFonts w:ascii="Times New Roman" w:cs="Times New Roman" w:eastAsia="Times New Roman" w:hAnsi="Times New Roman"/>
                 <w:sz w:val="22"/>
                 <w:szCs w:val="22"/>
               </w:rPr>
-              <w:t xml:space="preserve">Nơi nhận:</w:t>
-            </w:r>
-          </w:p>
-          <w:p>
-            <w:pPr>
-              <w:spacing w:after="20" w:line="240"/>
+              <w:t xml:space="preserve">- Sở GDĐT Đồng Tháp (để báo cáo);</w:t>
+            </w:r>
+          </w:p>
+          <w:p>
+            <w:pPr>
+              <w:spacing w:after="20" w:line="220"/>
             </w:pPr>
             <w:r>
               <w:rPr>
                 <w:rFonts w:ascii="Times New Roman" w:cs="Times New Roman" w:eastAsia="Times New Roman" w:hAnsi="Times New Roman"/>
-                <w:sz w:val="20"/>
-                <w:szCs w:val="20"/>
-              </w:rPr>
-              <w:t xml:space="preserve">- Sở GDĐT Đồng Tháp (để báo cáo);</w:t>
-            </w:r>
-          </w:p>
-          <w:p>
-            <w:pPr>
-              <w:spacing w:after="20" w:line="240"/>
+                <w:sz w:val="22"/>
+                <w:szCs w:val="22"/>
+              </w:rPr>
+              <w:t xml:space="preserve">- Như Điều 3 (để thực hiện);</w:t>
+            </w:r>
+          </w:p>
+          <w:p>
+            <w:pPr>
+              <w:spacing w:after="20" w:line="220"/>
             </w:pPr>
             <w:r>
               <w:rPr>
                 <w:rFonts w:ascii="Times New Roman" w:cs="Times New Roman" w:eastAsia="Times New Roman" w:hAnsi="Times New Roman"/>
-                <w:sz w:val="20"/>
-                <w:szCs w:val="20"/>
-              </w:rPr>
-              <w:t xml:space="preserve">- Như Điều 3 (để thực hiện);</w:t>
-            </w:r>
-          </w:p>
-          <w:p>
-            <w:pPr>
-              <w:spacing w:after="20" w:line="240"/>
-            </w:pPr>
-            <w:r>
-              <w:rPr>
-                <w:rFonts w:ascii="Times New Roman" w:cs="Times New Roman" w:eastAsia="Times New Roman" w:hAnsi="Times New Roman"/>
-                <w:sz w:val="20"/>
-                <w:szCs w:val="20"/>
+                <w:sz w:val="22"/>
+                <w:szCs w:val="22"/>
               </w:rPr>
               <w:t xml:space="preserve">- Lưu: VT, Hồ sơ Ban KTNB.</w:t>
             </w:r>
@@ -414,7 +463,7 @@
         </w:tc>
         <w:tc>
           <w:tcPr>
-            <w:tcW w:type="dxa" w:w="4669"/>
+            <w:tcW w:type="dxa" w:w="5255"/>
             <w:tcBorders>
               <w:top w:val="none" w:color="auto" w:sz="0"/>
               <w:left w:val="none" w:color="auto" w:sz="0"/>
@@ -424,7 +473,7 @@
           </w:tcPr>
           <w:p>
             <w:pPr>
-              <w:spacing w:after="1200"/>
+              <w:spacing w:after="800"/>
               <w:jc w:val="center"/>
             </w:pPr>
             <w:r>
@@ -432,8 +481,8 @@
                 <w:rFonts w:ascii="Times New Roman" w:cs="Times New Roman" w:eastAsia="Times New Roman" w:hAnsi="Times New Roman"/>
                 <w:b/>
                 <w:bCs/>
-                <w:sz w:val="22"/>
-                <w:szCs w:val="22"/>
+                <w:sz w:val="28"/>
+                <w:szCs w:val="28"/>
               </w:rPr>
               <w:t xml:space="preserve">HIỆU TRƯỞNG</w:t>
             </w:r>
@@ -447,8 +496,8 @@
                 <w:rFonts w:ascii="Times New Roman" w:cs="Times New Roman" w:eastAsia="Times New Roman" w:hAnsi="Times New Roman"/>
                 <w:b/>
                 <w:bCs/>
-                <w:sz w:val="24"/>
-                <w:szCs w:val="24"/>
+                <w:sz w:val="28"/>
+                <w:szCs w:val="28"/>
               </w:rPr>
               <w:t xml:space="preserve">Lê Thanh Cường</w:t>
             </w:r>
@@ -3035,7 +3084,7 @@
     </w:tbl>
     <w:sectPr>
       <w:pgSz w:w="11906" w:h="16838" w:orient="portrait"/>
-      <w:pgMar w:top="1134" w:right="1020" w:bottom="1134" w:left="1417" w:header="708" w:footer="708" w:gutter="0"/>
+      <w:pgMar w:top="1134" w:right="850" w:bottom="1134" w:left="1701" w:header="708" w:footer="708" w:gutter="0"/>
       <w:pgNumType/>
       <w:docGrid w:linePitch="360"/>
     </w:sectPr>
@@ -3218,13 +3267,14 @@
     <w:rPrDefault>
       <w:rPr>
         <w:rFonts w:ascii="Times New Roman" w:cs="Times New Roman" w:eastAsia="Times New Roman" w:hAnsi="Times New Roman"/>
-        <w:sz w:val="24"/>
-        <w:szCs w:val="24"/>
+        <w:color w:val="000000"/>
+        <w:sz w:val="28"/>
+        <w:szCs w:val="28"/>
       </w:rPr>
     </w:rPrDefault>
     <w:pPrDefault>
       <w:pPr>
-        <w:spacing w:after="60" w:before="60" w:line="276"/>
+        <w:spacing w:after="60" w:before="60" w:line="280"/>
       </w:pPr>
     </w:pPrDefault>
   </w:docDefaults>
